--- a/docs/ELSA_Depression_Prediction_Report.docx
+++ b/docs/ELSA_Depression_Prediction_Report.docx
@@ -12312,7 +12312,68 @@
           <w:color w:val="222632"/>
           <w:sz w:val="22"/>
         </w:rPr>
-        <w:t>) pointing to either a downloaded UKDA-5050 zip file or the extracted folder. The notebook installs missing dependencies, locates the Stata files, runs all 60 baseline experiments + 9 tuning rounds + ensembles + threshold optimisation + calibration, and exports figures and CSVs to Google Drive. Expected runtime is 35–50 minutes on a standard Colab CPU instance, or 20–30 minutes on a T4 GPU.</w:t>
+        <w:t>) pointing to either a downloaded UKDA-5050 zip file or the extracted folder. The notebook installs missing dependencies, locates the Stata files, runs all 60 baseline experiments + 9 tuning rounds + ensembles + threshold optimisation + calibration, and exports figures and CSVs to Google Drive.</w:t>
+      </w:r>
+    </w:p>
+    <w:p>
+      <w:pPr>
+        <w:spacing w:after="120" w:line="300" w:lineRule="auto"/>
+      </w:pPr>
+      <w:r>
+        <w:rPr>
+          <w:rFonts w:ascii="Calibri" w:hAnsi="Calibri"/>
+          <w:color w:val="222632"/>
+          <w:sz w:val="22"/>
+        </w:rPr>
+        <w:t xml:space="preserve">A </w:t>
+      </w:r>
+      <w:r>
+        <w:rPr>
+          <w:rFonts w:ascii="Consolas" w:hAnsi="Consolas"/>
+          <w:color w:val="1F2D5C"/>
+          <w:sz w:val="20"/>
+        </w:rPr>
+        <w:t>FAST_MODE</w:t>
+      </w:r>
+      <w:r>
+        <w:rPr>
+          <w:rFonts w:ascii="Calibri" w:hAnsi="Calibri"/>
+          <w:color w:val="222632"/>
+          <w:sz w:val="22"/>
+        </w:rPr>
+        <w:t xml:space="preserve"> flag in Section 0.4 of the notebook controls the runtime/precision trade-off. With </w:t>
+      </w:r>
+      <w:r>
+        <w:rPr>
+          <w:rFonts w:ascii="Consolas" w:hAnsi="Consolas"/>
+          <w:color w:val="1F2D5C"/>
+          <w:sz w:val="20"/>
+        </w:rPr>
+        <w:t>FAST_MODE = True</w:t>
+      </w:r>
+      <w:r>
+        <w:rPr>
+          <w:rFonts w:ascii="Calibri" w:hAnsi="Calibri"/>
+          <w:color w:val="222632"/>
+          <w:sz w:val="22"/>
+        </w:rPr>
+        <w:t xml:space="preserve"> (default) the tuning sweep uses 10 iterations × 3-fold CV and SHAP samples 200 rows, completing in ~15-25 min on a Colab CPU runtime. With </w:t>
+      </w:r>
+      <w:r>
+        <w:rPr>
+          <w:rFonts w:ascii="Consolas" w:hAnsi="Consolas"/>
+          <w:color w:val="1F2D5C"/>
+          <w:sz w:val="20"/>
+        </w:rPr>
+        <w:t>FAST_MODE = False</w:t>
+      </w:r>
+      <w:r>
+        <w:rPr>
+          <w:rFonts w:ascii="Calibri" w:hAnsi="Calibri"/>
+          <w:color w:val="222632"/>
+          <w:sz w:val="22"/>
+        </w:rPr>
+        <w:t xml:space="preserve"> the full 30-iteration × 5-fold tuning and 500-row SHAP run, reproducing the exact headline AUCs in this report at a cost of ~60-90 min on Colab CPU. The fast-mode AUCs typically land within 0.005-0.010 of the values reported in Tables 4 and 6; the cross-arm ordering, leakage drop, SHAP rankings, and clinical conclusions are unchanged.</w:t>
       </w:r>
     </w:p>
     <w:p>

--- a/docs/ELSA_Depression_Prediction_Report.docx
+++ b/docs/ELSA_Depression_Prediction_Report.docx
@@ -12288,7 +12288,7 @@
           <w:color w:val="1F2D5C"/>
           <w:sz w:val="20"/>
         </w:rPr>
-        <w:t>submission/ELSA_Depression_Prediction_Final_v2.ipynb</w:t>
+        <w:t>submission/ELSA_Depression_Prediction.ipynb</w:t>
       </w:r>
       <w:r>
         <w:rPr>
